--- a/Backup 20260711/Техническо_описание_ЗАДАЧИ_20260712.docx
+++ b/Backup 20260711/Техническо_описание_ЗАДАЧИ_20260712.docx
@@ -175,7 +175,43 @@
       </w:pPr>
       <w:r>
         <w:rPr/>
-        <w:t>⏳ БЪГ 5–14 — все още неприключени, чакат ред по установения списък от техническото задание.</w:t>
+        <w:t>✅ БЪГ 5 (storage.js) — приключен: clearAppData вече прави store.delete(DATA_KEY) вместо store.clear() — трие само основния запис с активни данни ('main'); всички backup_* ключове (последните 5 резервни копия) оцеляват и остават достъпни за възстановяване от Настройки след „Изтрий ВСИЧКО".</w:t>
+      </w:r>
+    </w:p>
+    <w:p>
+      <w:pPr>
+        <w:pStyle w:val="BodyText"/>
+        <w:bidi w:val="0"/>
+        <w:jc w:val="start"/>
+        <w:rPr/>
+      </w:pPr>
+      <w:r>
+        <w:rPr/>
+        <w:t>✅ БЪГ 6 (TodayScreen.jsx) — приключен: isLight проверката вече включва dayState.bgColor === 'bg-white' (в допълнение на bg-gray-50 и from-white), а className/style на картичката прилага фона директно инлайн (background: 'white') когато bgColor е 'bg-white' — защото Tailwind понякога не генерира динамично подадени класове. Засяга само незавършени задачи в състояние „Отработен без връзка" без прогрес (C14); преди фикса текстът беше бял върху бял фон (невидим). Същият подход вече се използваше в CalendarScreen.jsx.</w:t>
+      </w:r>
+    </w:p>
+    <w:p>
+      <w:pPr>
+        <w:pStyle w:val="BodyText"/>
+        <w:bidi w:val="0"/>
+        <w:jc w:val="start"/>
+        <w:rPr/>
+      </w:pPr>
+      <w:r>
+        <w:rPr/>
+        <w:t>✅ БЪГ 7 (App.jsx) — приключен: добавена dedupeTasksByHabitDate(tasks) — при две задачи със същия habitId+date пази тази с реален прогрес/статус/бележка/наваксване (isTaskMeaningful), а не „празния" дубликат; прилага се (1) в mount ефекта, който генерира задачи за текущия/съседните месеци, (2) в handleTasksUpdate при fullReplace: true (само върху вече подадения списък — НЕ добавя обратно задачи от старото state, за да не възкресява изтрити от DayModal записи), и (3) в handleTasksUpdate при merge по id. Решава дублирането, което възникваше при стартиране след пауза, когато App.jsx и TodayScreen.jsx генерират задачи за същия месец независимо едно от друго.</w:t>
+      </w:r>
+    </w:p>
+    <w:p>
+      <w:pPr>
+        <w:pStyle w:val="BodyText"/>
+        <w:bidi w:val="0"/>
+        <w:jc w:val="start"/>
+        <w:rPr/>
+      </w:pPr>
+      <w:r>
+        <w:rPr/>
+        <w:t>⏳ БЪГ 8–14 — все още неприключени, чакат ред по установения списък от техническото задание.</w:t>
       </w:r>
     </w:p>
     <w:p>
@@ -1962,7 +1998,7 @@
       </w:r>
       <w:r>
         <w:rPr/>
-        <w:t xml:space="preserve"> → Promise </w:t>
+        <w:t xml:space="preserve"> → Promise; трие само основния запис с данни (ключ 'main') чрез store.delete, НЕ store.clear() — backup_* ключовете (резервните копия) оцеляват </w:t>
       </w:r>
     </w:p>
     <w:p>
@@ -4370,7 +4406,7 @@
       </w:pPr>
       <w:r>
         <w:rPr/>
-        <w:t>- Табовете се оцветяват според calendarStates — същите цветове като в календара</w:t>
+        <w:t>- Табовете се оцветяват според calendarStates — същите цветове като в календара; isLight проверката включва dayState.bgColor === 'bg-white' (в допълнение на bg-gray-50 и from-white) и style-ът прилага background: 'white' инлайн за този случай (Tailwind понякога не генерира динамично подадени класове) — засяга картичките на C14 без прогрес (Отработен без връзка), които преди фикса имаха невидим бял текст върху бял фон</w:t>
       </w:r>
     </w:p>
     <w:p>
@@ -5365,7 +5401,7 @@
       </w:r>
       <w:r>
         <w:rPr/>
-        <w:t xml:space="preserve"> </w:t>
+        <w:t xml:space="preserve">; трие само активните данни, локалните backup-и оцеляват (виж storage.js) </w:t>
       </w:r>
     </w:p>
     <w:p>
@@ -5565,6 +5601,27 @@
       <w:r>
         <w:rPr/>
         <w:t>- handleDataImport(importedData) — извиква се само след като SettingsModal вече е потвърдил валидацията (validateAppData) и потребителят е потвърдил замяната; разделя importedData на dayOrders (→ setDayOrders, с fallback {} ако липсва) и останалите четири масива (→ setData, всеки с fallback към [] ако липсва)</w:t>
+      </w:r>
+    </w:p>
+    <w:p>
+      <w:pPr>
+        <w:pStyle w:val="BodyText"/>
+        <w:numPr>
+          <w:ilvl w:val="0"/>
+          <w:numId w:val="0"/>
+        </w:numPr>
+        <w:tabs>
+          <w:tab w:val="left" w:pos="709" w:leader="none"/>
+        </w:tabs>
+        <w:bidi w:val="0"/>
+        <w:spacing w:before="0" w:after="0"/>
+        <w:ind w:hanging="0" w:start="709"/>
+        <w:jc w:val="start"/>
+        <w:rPr/>
+      </w:pPr>
+      <w:r>
+        <w:rPr/>
+        <w:t>- dedupeTasksByHabitDate(tasks) / isTaskMeaningful(t) — помощни функции (не handler, извикват се вътре в mount ефекта и в handleTasksUpdate); при два записа със същия habitId+date пазят този с реален прогрес/статус/бележка/наваксване (isTaskMeaningful: hasTaskProgress, status ≠ pending, note, makeupFromDate/makeupForDate, manuallyReset), а не „празния" дубликат. Решава дублиране на задачи, което възникваше при стартиране след пауза (App.jsx-ефектът и TodayScreen-ефектът генерират за същия месец независимо). Прилага се в mount ефекта (при сливане на newTasks) и в handleTasksUpdate (при fullReplace: true — само върху вече подадения списък, БЕЗ да връща обратно задачи от старото state, за да не възкресява изтрити от DayModal записи; и при merge по id — върху merged + newTasks)</w:t>
       </w:r>
     </w:p>
     <w:p>
